--- a/43_Sending_Data_via_Bluetooth/question.docx
+++ b/43_Sending_Data_via_Bluetooth/question.docx
@@ -336,7 +336,7 @@
     <w:p>
       <w:r>
         <w:pict w14:anchorId="5B4E5576">
-          <v:rect id="_x0000_i1037" style="width:0;height:1.5pt" o:hralign="center" o:hrstd="t" o:hrnoshade="t" o:hr="t" fillcolor="gray" stroked="f"/>
+          <v:rect id="_x0000_i1025" style="width:0;height:1.5pt" o:hralign="center" o:hrstd="t" o:hrnoshade="t" o:hr="t" fillcolor="gray" stroked="f"/>
         </w:pict>
       </w:r>
     </w:p>
@@ -500,7 +500,7 @@
     <w:p>
       <w:r>
         <w:pict w14:anchorId="67317F5C">
-          <v:rect id="_x0000_i1038" style="width:0;height:1.5pt" o:hralign="center" o:hrstd="t" o:hrnoshade="t" o:hr="t" fillcolor="gray" stroked="f"/>
+          <v:rect id="_x0000_i1026" style="width:0;height:1.5pt" o:hralign="center" o:hrstd="t" o:hrnoshade="t" o:hr="t" fillcolor="gray" stroked="f"/>
         </w:pict>
       </w:r>
     </w:p>
@@ -600,10 +600,94 @@
     </w:p>
     <w:p>
       <w:pPr>
+        <w:pStyle w:val="1"/>
+      </w:pPr>
+      <w:r>
         <w:rPr>
           <w:rFonts w:hint="eastAsia"/>
         </w:rPr>
-      </w:pPr>
+        <w:t>我发现当注释掉</w:t>
+      </w:r>
+      <w:r>
+        <w:t>DMA的中断代码之后，OLED上显示的values的值(</w:t>
+      </w:r>
+      <w:r>
+        <w:rPr>
+          <w:rFonts w:hint="eastAsia"/>
+        </w:rPr>
+        <w:t>即</w:t>
+      </w:r>
+      <w:r>
+        <w:t>浸水传感器的值)会发生显著地变化，这是什么原因??</w:t>
+      </w:r>
+      <w:r>
+        <w:br/>
+      </w:r>
+      <w:r>
+        <w:t>因为在注释掉之前，OLED显示的values的值一直都是0000</w:t>
+      </w:r>
+    </w:p>
+    <w:p>
+      <w:r>
+        <w:rPr>
+          <w:rFonts w:hint="eastAsia"/>
+        </w:rPr>
+        <w:t>这是因为之前</w:t>
+      </w:r>
+      <w:r>
+        <w:t xml:space="preserve"> ADC+DMA 根本就没有正常启动。</w:t>
+      </w:r>
+    </w:p>
+    <w:p>
+      <w:r>
+        <w:t>HAL_ADC_Start_DMA 内部需要执行多个步骤：配置 DMA 寄存器、使能 DMA 通道、使能 ADC DMA 模式、启动 ADC 转换。但 DMA中断优先级是</w:t>
+      </w:r>
+      <w:r>
+        <w:rPr>
+          <w:b/>
+          <w:bCs/>
+        </w:rPr>
+        <w:t xml:space="preserve"> (0,0) 最高</w:t>
+      </w:r>
+      <w:r>
+        <w:t>，函数刚执行到一半，DMA 传输完成中断就触发了，CPU 跳进 HAL_DMA_IRQHandler</w:t>
+      </w:r>
+    </w:p>
+    <w:p>
+      <w:r>
+        <w:t xml:space="preserve">处理中断，处理完回来继续执行，还没执行两行，下一个中断又来了......                                                    </w:t>
+      </w:r>
+    </w:p>
+    <w:p>
+      <w:r>
+        <w:t xml:space="preserve">结果就是 HAL_ADC_Start_DMA </w:t>
+      </w:r>
+      <w:r>
+        <w:rPr>
+          <w:b/>
+          <w:bCs/>
+        </w:rPr>
+        <w:t>从来没真正完成过初始化</w:t>
+      </w:r>
+      <w:r>
+        <w:t>，ADC 没启动转换，DMA 没开始搬运，values 就一直是初始值 0。</w:t>
+      </w:r>
+    </w:p>
+    <w:p/>
+    <w:p>
+      <w:r>
+        <w:t>注释掉 DMA 中断后，HAL_ADC_Start_DMA 能一口气执行完，ADC 正常启动连续转换，DMA 正常把结果搬运到 values，OLED</w:t>
+      </w:r>
+    </w:p>
+    <w:p>
+      <w:pPr>
+        <w:rPr>
+          <w:rFonts w:hint="eastAsia"/>
+        </w:rPr>
+      </w:pPr>
+      <w:r>
+        <w:t>也不会被中断打乱 I2C 时序，所以三个问题一次性全解决了。</w:t>
+      </w:r>
     </w:p>
     <w:sectPr>
       <w:pgSz w:w="11906" w:h="16838"/>
@@ -613,6 +697,56 @@
     </w:sectPr>
   </w:body>
 </w:document>
+</file>
+
+<file path=word/endnotes.xml><?xml version="1.0" encoding="utf-8"?>
+<w:endnotes xmlns:wpc="http://schemas.microsoft.com/office/word/2010/wordprocessingCanvas" xmlns:cx="http://schemas.microsoft.com/office/drawing/2014/chartex" xmlns:cx1="http://schemas.microsoft.com/office/drawing/2015/9/8/chartex" xmlns:cx2="http://schemas.microsoft.com/office/drawing/2015/10/21/chartex" xmlns:cx3="http://schemas.microsoft.com/office/drawing/2016/5/9/chartex" xmlns:cx4="http://schemas.microsoft.com/office/drawing/2016/5/10/chartex" xmlns:cx5="http://schemas.microsoft.com/office/drawing/2016/5/11/chartex" xmlns:cx6="http://schemas.microsoft.com/office/drawing/2016/5/12/chartex" xmlns:cx7="http://schemas.microsoft.com/office/drawing/2016/5/13/chartex" xmlns:cx8="http://schemas.microsoft.com/office/drawing/2016/5/14/chartex" xmlns:mc="http://schemas.openxmlformats.org/markup-compatibility/2006" xmlns:aink="http://schemas.microsoft.com/office/drawing/2016/ink" xmlns:am3d="http://schemas.microsoft.com/office/drawing/2017/model3d" xmlns:o="urn:schemas-microsoft-com:office:office" xmlns:oel="http://schemas.microsoft.com/office/2019/extlst" xmlns:r="http://schemas.openxmlformats.org/officeDocument/2006/relationships" xmlns:m="http://schemas.openxmlformats.org/officeDocument/2006/math" xmlns:v="urn:schemas-microsoft-com:vml" xmlns:wp14="http://schemas.microsoft.com/office/word/2010/wordprocessingDrawing" xmlns:wp="http://schemas.openxmlformats.org/drawingml/2006/wordprocessingDrawing" xmlns:w10="urn:schemas-microsoft-com:office:word" xmlns:w="http://schemas.openxmlformats.org/wordprocessingml/2006/main" xmlns:w14="http://schemas.microsoft.com/office/word/2010/wordml" xmlns:w15="http://schemas.microsoft.com/office/word/2012/wordml" xmlns:w16cex="http://schemas.microsoft.com/office/word/2018/wordml/cex" xmlns:w16cid="http://schemas.microsoft.com/office/word/2016/wordml/cid" xmlns:w16="http://schemas.microsoft.com/office/word/2018/wordml" xmlns:w16du="http://schemas.microsoft.com/office/word/2023/wordml/word16du" xmlns:w16sdtdh="http://schemas.microsoft.com/office/word/2020/wordml/sdtdatahash" xmlns:w16sdtfl="http://schemas.microsoft.com/office/word/2024/wordml/sdtformatlock" xmlns:w16se="http://schemas.microsoft.com/office/word/2015/wordml/symex" xmlns:wpg="http://schemas.microsoft.com/office/word/2010/wordprocessingGroup" xmlns:wpi="http://schemas.microsoft.com/office/word/2010/wordprocessingInk" xmlns:wne="http://schemas.microsoft.com/office/word/2006/wordml" xmlns:wps="http://schemas.microsoft.com/office/word/2010/wordprocessingShape" mc:Ignorable="w14 w15 w16se w16cid w16 w16cex w16sdtdh w16sdtfl w16du wp14">
+  <w:endnote w:type="separator" w:id="-1">
+    <w:p>
+      <w:pPr>
+        <w:spacing w:after="0" w:line="240" w:lineRule="auto"/>
+      </w:pPr>
+      <w:r>
+        <w:separator/>
+      </w:r>
+    </w:p>
+  </w:endnote>
+  <w:endnote w:type="continuationSeparator" w:id="0">
+    <w:p>
+      <w:pPr>
+        <w:spacing w:after="0" w:line="240" w:lineRule="auto"/>
+      </w:pPr>
+      <w:r>
+        <w:continuationSeparator/>
+      </w:r>
+    </w:p>
+  </w:endnote>
+</w:endnotes>
+</file>
+
+<file path=word/footnotes.xml><?xml version="1.0" encoding="utf-8"?>
+<w:footnotes xmlns:wpc="http://schemas.microsoft.com/office/word/2010/wordprocessingCanvas" xmlns:cx="http://schemas.microsoft.com/office/drawing/2014/chartex" xmlns:cx1="http://schemas.microsoft.com/office/drawing/2015/9/8/chartex" xmlns:cx2="http://schemas.microsoft.com/office/drawing/2015/10/21/chartex" xmlns:cx3="http://schemas.microsoft.com/office/drawing/2016/5/9/chartex" xmlns:cx4="http://schemas.microsoft.com/office/drawing/2016/5/10/chartex" xmlns:cx5="http://schemas.microsoft.com/office/drawing/2016/5/11/chartex" xmlns:cx6="http://schemas.microsoft.com/office/drawing/2016/5/12/chartex" xmlns:cx7="http://schemas.microsoft.com/office/drawing/2016/5/13/chartex" xmlns:cx8="http://schemas.microsoft.com/office/drawing/2016/5/14/chartex" xmlns:mc="http://schemas.openxmlformats.org/markup-compatibility/2006" xmlns:aink="http://schemas.microsoft.com/office/drawing/2016/ink" xmlns:am3d="http://schemas.microsoft.com/office/drawing/2017/model3d" xmlns:o="urn:schemas-microsoft-com:office:office" xmlns:oel="http://schemas.microsoft.com/office/2019/extlst" xmlns:r="http://schemas.openxmlformats.org/officeDocument/2006/relationships" xmlns:m="http://schemas.openxmlformats.org/officeDocument/2006/math" xmlns:v="urn:schemas-microsoft-com:vml" xmlns:wp14="http://schemas.microsoft.com/office/word/2010/wordprocessingDrawing" xmlns:wp="http://schemas.openxmlformats.org/drawingml/2006/wordprocessingDrawing" xmlns:w10="urn:schemas-microsoft-com:office:word" xmlns:w="http://schemas.openxmlformats.org/wordprocessingml/2006/main" xmlns:w14="http://schemas.microsoft.com/office/word/2010/wordml" xmlns:w15="http://schemas.microsoft.com/office/word/2012/wordml" xmlns:w16cex="http://schemas.microsoft.com/office/word/2018/wordml/cex" xmlns:w16cid="http://schemas.microsoft.com/office/word/2016/wordml/cid" xmlns:w16="http://schemas.microsoft.com/office/word/2018/wordml" xmlns:w16du="http://schemas.microsoft.com/office/word/2023/wordml/word16du" xmlns:w16sdtdh="http://schemas.microsoft.com/office/word/2020/wordml/sdtdatahash" xmlns:w16sdtfl="http://schemas.microsoft.com/office/word/2024/wordml/sdtformatlock" xmlns:w16se="http://schemas.microsoft.com/office/word/2015/wordml/symex" xmlns:wpg="http://schemas.microsoft.com/office/word/2010/wordprocessingGroup" xmlns:wpi="http://schemas.microsoft.com/office/word/2010/wordprocessingInk" xmlns:wne="http://schemas.microsoft.com/office/word/2006/wordml" xmlns:wps="http://schemas.microsoft.com/office/word/2010/wordprocessingShape" mc:Ignorable="w14 w15 w16se w16cid w16 w16cex w16sdtdh w16sdtfl w16du wp14">
+  <w:footnote w:type="separator" w:id="-1">
+    <w:p>
+      <w:pPr>
+        <w:spacing w:after="0" w:line="240" w:lineRule="auto"/>
+      </w:pPr>
+      <w:r>
+        <w:separator/>
+      </w:r>
+    </w:p>
+  </w:footnote>
+  <w:footnote w:type="continuationSeparator" w:id="0">
+    <w:p>
+      <w:pPr>
+        <w:spacing w:after="0" w:line="240" w:lineRule="auto"/>
+      </w:pPr>
+      <w:r>
+        <w:continuationSeparator/>
+      </w:r>
+    </w:p>
+  </w:footnote>
+</w:footnotes>
 </file>
 
 <file path=word/numbering.xml><?xml version="1.0" encoding="utf-8"?>
@@ -1647,6 +1781,7 @@
   <w:style w:type="character" w:default="1" w:styleId="a0">
     <w:name w:val="Default Paragraph Font"/>
     <w:uiPriority w:val="1"/>
+    <w:semiHidden/>
     <w:unhideWhenUsed/>
   </w:style>
   <w:style w:type="table" w:default="1" w:styleId="a1">
@@ -1961,6 +2096,69 @@
       <w:smallCaps/>
       <w:color w:val="0F4761" w:themeColor="accent1" w:themeShade="BF"/>
       <w:spacing w:val="5"/>
+    </w:rPr>
+  </w:style>
+  <w:style w:type="paragraph" w:styleId="ae">
+    <w:name w:val="header"/>
+    <w:basedOn w:val="a"/>
+    <w:link w:val="af"/>
+    <w:uiPriority w:val="99"/>
+    <w:unhideWhenUsed/>
+    <w:rsid w:val="004C1E95"/>
+    <w:pPr>
+      <w:tabs>
+        <w:tab w:val="center" w:pos="4153"/>
+        <w:tab w:val="right" w:pos="8306"/>
+      </w:tabs>
+      <w:snapToGrid w:val="0"/>
+      <w:spacing w:line="240" w:lineRule="auto"/>
+      <w:jc w:val="center"/>
+    </w:pPr>
+    <w:rPr>
+      <w:sz w:val="18"/>
+      <w:szCs w:val="18"/>
+    </w:rPr>
+  </w:style>
+  <w:style w:type="character" w:customStyle="1" w:styleId="af">
+    <w:name w:val="页眉 字符"/>
+    <w:basedOn w:val="a0"/>
+    <w:link w:val="ae"/>
+    <w:uiPriority w:val="99"/>
+    <w:rsid w:val="004C1E95"/>
+    <w:rPr>
+      <w:sz w:val="18"/>
+      <w:szCs w:val="18"/>
+    </w:rPr>
+  </w:style>
+  <w:style w:type="paragraph" w:styleId="af0">
+    <w:name w:val="footer"/>
+    <w:basedOn w:val="a"/>
+    <w:link w:val="af1"/>
+    <w:uiPriority w:val="99"/>
+    <w:unhideWhenUsed/>
+    <w:rsid w:val="004C1E95"/>
+    <w:pPr>
+      <w:tabs>
+        <w:tab w:val="center" w:pos="4153"/>
+        <w:tab w:val="right" w:pos="8306"/>
+      </w:tabs>
+      <w:snapToGrid w:val="0"/>
+      <w:spacing w:line="240" w:lineRule="auto"/>
+    </w:pPr>
+    <w:rPr>
+      <w:sz w:val="18"/>
+      <w:szCs w:val="18"/>
+    </w:rPr>
+  </w:style>
+  <w:style w:type="character" w:customStyle="1" w:styleId="af1">
+    <w:name w:val="页脚 字符"/>
+    <w:basedOn w:val="a0"/>
+    <w:link w:val="af0"/>
+    <w:uiPriority w:val="99"/>
+    <w:rsid w:val="004C1E95"/>
+    <w:rPr>
+      <w:sz w:val="18"/>
+      <w:szCs w:val="18"/>
     </w:rPr>
   </w:style>
 </w:styles>
